--- a/AWS Semantic Quiz Bot.docx
+++ b/AWS Semantic Quiz Bot.docx
@@ -100,7 +100,21 @@
         <w:rPr>
           <w:bCs/>
         </w:rPr>
-        <w:t>having 1300 questions) to automatically extract questions, answers, and explanations. The web interface allows user to start a quiz (by topic or random), provides instant feedback on their answers, shows the correct explanations, and displays a final score upon completion.</w:t>
+        <w:t xml:space="preserve">having </w:t>
+      </w:r>
+      <w:r>
+        <w:rPr>
+          <w:bCs/>
+        </w:rPr>
+        <w:t xml:space="preserve">about </w:t>
+      </w:r>
+      <w:bookmarkStart w:id="0" w:name="_GoBack"/>
+      <w:bookmarkEnd w:id="0"/>
+      <w:r>
+        <w:rPr>
+          <w:bCs/>
+        </w:rPr>
+        <w:t>1300 questions) to automatically extract questions, answers, and explanations. The web interface allows user to start a quiz (by topic or random), provides instant feedback on their answers, shows the correct explanations, and displays a final score upon completion.</w:t>
       </w:r>
     </w:p>
     <w:p>
@@ -3816,6 +3830,7 @@
         <w:rPr>
           <w:lang w:val="tr-TR"/>
         </w:rPr>
+        <w:lastRenderedPageBreak/>
         <w:t>The</w:t>
       </w:r>
       <w:proofErr w:type="spellEnd"/>
@@ -3991,7 +4006,6 @@
         <w:rPr>
           <w:lang w:val="tr-TR"/>
         </w:rPr>
-        <w:lastRenderedPageBreak/>
         <w:t>This</w:t>
       </w:r>
       <w:proofErr w:type="spellEnd"/>
@@ -5065,20 +5079,13 @@
         </w:rPr>
       </w:pPr>
       <w:r>
-        <w:t>You may sometimes encounter unexpected formatting errors. For example, the explanation for a question might appear a</w:t>
-      </w:r>
-      <w:bookmarkStart w:id="0" w:name="_GoBack"/>
-      <w:bookmarkEnd w:id="0"/>
-      <w:r>
-        <w:t xml:space="preserve">fter the text of the final answer choice. This is a system-generated error. If you encounter any issues, please take a screenshot and send it. </w:t>
-      </w:r>
-      <w:proofErr w:type="gramStart"/>
-      <w:r>
-        <w:t>And</w:t>
-      </w:r>
-      <w:proofErr w:type="gramEnd"/>
-      <w:r>
-        <w:t xml:space="preserve"> regardless, please continue with your exam.</w:t>
+        <w:t xml:space="preserve">You may sometimes encounter unexpected formatting errors. For example, the explanation for a question might appear after the text of the final answer choice. This is a system-generated error. </w:t>
+      </w:r>
+      <w:r>
+        <w:t>R</w:t>
+      </w:r>
+      <w:r>
+        <w:t>egardless, please continue with your exam.</w:t>
       </w:r>
     </w:p>
     <w:sectPr>
@@ -6408,6 +6415,7 @@
   <w:style w:type="character" w:default="1" w:styleId="VarsaylanParagrafYazTipi">
     <w:name w:val="Default Paragraph Font"/>
     <w:uiPriority w:val="1"/>
+    <w:semiHidden/>
     <w:unhideWhenUsed/>
   </w:style>
   <w:style w:type="table" w:default="1" w:styleId="NormalTablo">
@@ -6439,6 +6447,18 @@
     <w:rsid w:val="00EB0BFE"/>
     <w:rPr>
       <w:color w:val="0563C1" w:themeColor="hyperlink"/>
+      <w:u w:val="single"/>
+    </w:rPr>
+  </w:style>
+  <w:style w:type="character" w:styleId="zlenenKpr">
+    <w:name w:val="FollowedHyperlink"/>
+    <w:basedOn w:val="VarsaylanParagrafYazTipi"/>
+    <w:uiPriority w:val="99"/>
+    <w:semiHidden/>
+    <w:unhideWhenUsed/>
+    <w:rsid w:val="00055B62"/>
+    <w:rPr>
+      <w:color w:val="954F72" w:themeColor="followedHyperlink"/>
       <w:u w:val="single"/>
     </w:rPr>
   </w:style>
